--- a/formats/classical_roman_minimalist_individual_collective_complete.docx
+++ b/formats/classical_roman_minimalist_individual_collective_complete.docx
@@ -99,39 +99,7 @@
         <w:pStyle w:val="FirstParagraph"/>
       </w:pPr>
       <w:r>
-        <w:t xml:space="preserve">The marble was cool and unyielding beneath his cheek. A chip of it, no larger than a thumbnail, had come loose from the floor’s geometric perfection and now pressed into his temple. Lucius did not move. He counted his breaths, waiting for the echo of the guard’s hobnailed</w:t>
-      </w:r>
-      <w:r>
-        <w:t xml:space="preserve"> </w:t>
-      </w:r>
-      <w:r>
-        <w:rPr>
-          <w:i/>
-          <w:iCs/>
-        </w:rPr>
-        <w:t xml:space="preserve">caligae</w:t>
-      </w:r>
-      <w:r>
-        <w:t xml:space="preserve"> </w:t>
-      </w:r>
-      <w:r>
-        <w:t xml:space="preserve">to fade entirely from the portico outside. Ten. Twenty. The only sound was the slow drip of water from the</w:t>
-      </w:r>
-      <w:r>
-        <w:t xml:space="preserve"> </w:t>
-      </w:r>
-      <w:r>
-        <w:rPr>
-          <w:i/>
-          <w:iCs/>
-        </w:rPr>
-        <w:t xml:space="preserve">impluvium</w:t>
-      </w:r>
-      <w:r>
-        <w:t xml:space="preserve"> </w:t>
-      </w:r>
-      <w:r>
-        <w:t xml:space="preserve">into the cistern below, a measured, indifferent cadence.</w:t>
+        <w:t xml:space="preserve">Marcus walked. One foot, then the other. The stones of the Via Sacra were worn smooth by a million sandals. His steps were his own. His shadow merged with the others.</w:t>
       </w:r>
     </w:p>
     <w:p>
